--- a/tours/Signature/英文行程/Silk Road Discovery.docx
+++ b/tours/Signature/英文行程/Silk Road Discovery.docx
@@ -468,7 +468,7 @@
         <w:rPr>
           <w:rFonts w:hint="default" w:ascii="Times New Roman" w:hAnsi="Times New Roman" w:cs="Times New Roman"/>
         </w:rPr>
-        <w:t>Mercure Turpan Huozhou Hotel or similar 4-star accommodation</w:t>
+        <w:t>Mercure Turpan Huozhou Hotel or similar 5-star accommodation</w:t>
       </w:r>
     </w:p>
     <w:p>
@@ -589,7 +589,7 @@
         <w:rPr>
           <w:rFonts w:hint="default" w:ascii="Times New Roman" w:hAnsi="Times New Roman" w:cs="Times New Roman"/>
         </w:rPr>
-        <w:t>Mercure Turpan Huozhou Hotel or similar 4-star accommodation</w:t>
+        <w:t>Mercure Turpan Huozhou Hotel or similar 5-star accommodation</w:t>
       </w:r>
     </w:p>
     <w:p>
@@ -2133,7 +2133,7 @@
           <w:szCs w:val="24"/>
           <w:lang w:val="en-US" w:eastAsia="zh-CN" w:bidi="ar"/>
         </w:rPr>
-        <w:t>4-5</w:t>
+        <w:t>5</w:t>
       </w:r>
       <w:r>
         <w:rPr>
